--- a/Memoria.docx
+++ b/Memoria.docx
@@ -5,7 +5,13 @@
     <w:sdt>
       <w:sdtPr>
         <w:rPr>
+          <w:rFonts w:eastAsiaTheme="minorHAnsi"/>
           <w:color w:val="156082" w:themeColor="accent1"/>
+          <w:kern w:val="2"/>
+          <w:sz w:val="24"/>
+          <w:szCs w:val="24"/>
+          <w:lang w:eastAsia="en-US"/>
+          <w14:ligatures w14:val="standardContextual"/>
         </w:rPr>
         <w:id w:val="-603732233"/>
         <w:docPartObj>
@@ -15,13 +21,8 @@
       </w:sdtPr>
       <w:sdtEndPr>
         <w:rPr>
-          <w:rFonts w:eastAsiaTheme="minorHAnsi"/>
           <w:color w:val="auto"/>
-          <w:kern w:val="2"/>
-          <w:sz w:val="24"/>
-          <w:szCs w:val="24"/>
-          <w:lang w:val="en-US" w:eastAsia="en-US"/>
-          <w14:ligatures w14:val="standardContextual"/>
+          <w:lang w:val="en-US"/>
         </w:rPr>
       </w:sdtEndPr>
       <w:sdtContent>
@@ -447,6 +448,15 @@
     </w:sdt>
     <w:sdt>
       <w:sdtPr>
+        <w:rPr>
+          <w:rFonts w:asciiTheme="minorHAnsi" w:eastAsiaTheme="minorHAnsi" w:hAnsiTheme="minorHAnsi" w:cstheme="minorBidi"/>
+          <w:color w:val="auto"/>
+          <w:kern w:val="2"/>
+          <w:sz w:val="24"/>
+          <w:szCs w:val="24"/>
+          <w:lang w:eastAsia="en-US"/>
+          <w14:ligatures w14:val="standardContextual"/>
+        </w:rPr>
         <w:id w:val="83579996"/>
         <w:docPartObj>
           <w:docPartGallery w:val="Table of Contents"/>
@@ -455,15 +465,8 @@
       </w:sdtPr>
       <w:sdtEndPr>
         <w:rPr>
-          <w:rFonts w:asciiTheme="minorHAnsi" w:eastAsiaTheme="minorHAnsi" w:hAnsiTheme="minorHAnsi" w:cstheme="minorBidi"/>
           <w:b/>
           <w:bCs/>
-          <w:color w:val="auto"/>
-          <w:kern w:val="2"/>
-          <w:sz w:val="24"/>
-          <w:szCs w:val="24"/>
-          <w:lang w:eastAsia="en-US"/>
-          <w14:ligatures w14:val="standardContextual"/>
         </w:rPr>
       </w:sdtEndPr>
       <w:sdtContent>
@@ -1783,17 +1786,9 @@
           <w:lang w:val="en-US"/>
         </w:rPr>
         <w:lastRenderedPageBreak/>
-        <w:t xml:space="preserve">Historia y </w:t>
-      </w:r>
-      <w:proofErr w:type="spellStart"/>
-      <w:r>
-        <w:rPr>
-          <w:lang w:val="en-US"/>
-        </w:rPr>
-        <w:t>Objetivo</w:t>
+        <w:t>Historia y Objetivo</w:t>
       </w:r>
       <w:bookmarkEnd w:id="0"/>
-      <w:proofErr w:type="spellEnd"/>
     </w:p>
     <w:p>
       <w:pPr>
@@ -1834,9 +1829,6 @@
           <w:ilvl w:val="0"/>
           <w:numId w:val="1"/>
         </w:numPr>
-        <w:rPr>
-          <w:lang w:val="en-US"/>
-        </w:rPr>
       </w:pPr>
       <w:r>
         <w:rPr>
@@ -1853,15 +1845,7 @@
       </w:r>
     </w:p>
     <w:p>
-      <w:pPr>
-        <w:rPr>
-          <w:lang w:val="en-US"/>
-        </w:rPr>
-      </w:pPr>
       <w:r>
-        <w:rPr>
-          <w:lang w:val="en-US"/>
-        </w:rPr>
         <w:br w:type="page"/>
       </w:r>
     </w:p>
@@ -2196,13 +2180,7 @@
         <w:rPr>
           <w:rFonts w:eastAsiaTheme="minorEastAsia"/>
         </w:rPr>
-        <w:t>=</w:t>
-      </w:r>
-      <w:r>
-        <w:rPr>
-          <w:rFonts w:eastAsiaTheme="minorEastAsia"/>
-        </w:rPr>
-        <w:t xml:space="preserve"> presión del viento (N / m2)</w:t>
+        <w:t>= presión del viento (N / m2)</w:t>
       </w:r>
     </w:p>
     <w:p>
@@ -2228,13 +2206,7 @@
         <w:rPr>
           <w:rFonts w:eastAsiaTheme="minorEastAsia"/>
         </w:rPr>
-        <w:t xml:space="preserve"> = </w:t>
-      </w:r>
-      <w:r>
-        <w:rPr>
-          <w:rFonts w:eastAsiaTheme="minorEastAsia"/>
-        </w:rPr>
-        <w:t>densidad del aire</w:t>
+        <w:t xml:space="preserve"> = densidad del aire</w:t>
       </w:r>
     </w:p>
     <w:p>
@@ -2647,7 +2619,6 @@
           <w:numId w:val="1"/>
         </w:numPr>
       </w:pPr>
-      <w:proofErr w:type="spellStart"/>
       <w:r>
         <w:rPr>
           <w:b/>
@@ -2655,7 +2626,6 @@
         </w:rPr>
         <w:t>Δt</w:t>
       </w:r>
-      <w:proofErr w:type="spellEnd"/>
       <w:r>
         <w:t xml:space="preserve"> = tiempo transcurrido</w:t>
       </w:r>
@@ -2696,15 +2666,7 @@
       <w:bookmarkStart w:id="7" w:name="_Toc216991396"/>
       <w:r>
         <w:lastRenderedPageBreak/>
-        <w:t>Orza (</w:t>
-      </w:r>
-      <w:proofErr w:type="spellStart"/>
-      <w:r>
-        <w:t>keel</w:t>
-      </w:r>
-      <w:proofErr w:type="spellEnd"/>
-      <w:r>
-        <w:t>)</w:t>
+        <w:t>Orza (keel)</w:t>
       </w:r>
       <w:bookmarkEnd w:id="7"/>
     </w:p>
@@ -2892,7 +2854,6 @@
           <w:numId w:val="1"/>
         </w:numPr>
       </w:pPr>
-      <w:proofErr w:type="spellStart"/>
       <w:r>
         <w:rPr>
           <w:b/>
@@ -2900,7 +2861,6 @@
         </w:rPr>
         <w:t>Ef</w:t>
       </w:r>
-      <w:proofErr w:type="spellEnd"/>
       <w:r>
         <w:t xml:space="preserve"> = Eficiencia total</w:t>
       </w:r>
@@ -3115,6 +3075,40 @@
           <w:rFonts w:eastAsiaTheme="minorEastAsia"/>
         </w:rPr>
         <w:t xml:space="preserve"> = Eficiencia del barco (1 – resistencia del barco)</w:t>
+      </w:r>
+    </w:p>
+    <w:p>
+      <w:r>
+        <w:br w:type="page"/>
+      </w:r>
+    </w:p>
+    <w:p>
+      <w:pPr>
+        <w:pStyle w:val="Ttulo1"/>
+      </w:pPr>
+      <w:r>
+        <w:lastRenderedPageBreak/>
+        <w:t>Efectos Incorporados</w:t>
+      </w:r>
+    </w:p>
+    <w:p>
+      <w:r>
+        <w:t>El barco se maneja en reacción al viento su dirección y la dirección de la vela, esta flota y tiene viento a través de un generador de particulas.</w:t>
+      </w:r>
+    </w:p>
+    <w:p>
+      <w:r>
+        <w:t>El resto de los efectos están en los distintos métodos de __________Demo() del main.</w:t>
+      </w:r>
+    </w:p>
+    <w:p>
+      <w:pPr>
+        <w:rPr>
+          <w:u w:val="single"/>
+        </w:rPr>
+      </w:pPr>
+      <w:r>
+        <w:t>Entre estos efectos están: muelles, sólidos y rígidos y explosión.</w:t>
       </w:r>
     </w:p>
     <w:p>
@@ -3241,10 +3235,7 @@
         </w:numPr>
       </w:pPr>
       <w:r>
-        <w:t xml:space="preserve">Main.cpp </w:t>
-      </w:r>
-      <w:r>
-        <w:t>– 130</w:t>
+        <w:t>Main.cpp – 130</w:t>
       </w:r>
     </w:p>
     <w:p>
@@ -3292,11 +3283,9 @@
           <w:numId w:val="1"/>
         </w:numPr>
       </w:pPr>
-      <w:proofErr w:type="spellStart"/>
       <w:r>
         <w:t>SolidRigid.h</w:t>
       </w:r>
-      <w:proofErr w:type="spellEnd"/>
     </w:p>
     <w:p>
       <w:pPr>
@@ -3374,14 +3363,9 @@
           <w:numId w:val="1"/>
         </w:numPr>
       </w:pPr>
-      <w:proofErr w:type="spellStart"/>
       <w:r>
-        <w:t>WindForceGenerator.</w:t>
+        <w:t>WindForceGenerator.h</w:t>
       </w:r>
-      <w:r>
-        <w:t>h</w:t>
-      </w:r>
-      <w:proofErr w:type="spellEnd"/>
     </w:p>
     <w:p>
       <w:pPr>
@@ -3406,14 +3390,12 @@
           <w:numId w:val="1"/>
         </w:numPr>
       </w:pPr>
-      <w:proofErr w:type="spellStart"/>
       <w:r>
         <w:t>BuoyancyForceGenerator</w:t>
       </w:r>
       <w:r>
         <w:t>.h</w:t>
       </w:r>
-      <w:proofErr w:type="spellEnd"/>
     </w:p>
     <w:p>
       <w:pPr>
@@ -3438,14 +3420,12 @@
           <w:numId w:val="1"/>
         </w:numPr>
       </w:pPr>
-      <w:proofErr w:type="spellStart"/>
       <w:r>
         <w:t>ExplosionGenerator</w:t>
       </w:r>
       <w:r>
         <w:t>.h</w:t>
       </w:r>
-      <w:proofErr w:type="spellEnd"/>
     </w:p>
     <w:p>
       <w:pPr>
@@ -3455,14 +3435,12 @@
           <w:numId w:val="1"/>
         </w:numPr>
       </w:pPr>
-      <w:proofErr w:type="spellStart"/>
       <w:r>
         <w:t>GravityForceGenerator</w:t>
       </w:r>
       <w:r>
         <w:t>.h</w:t>
       </w:r>
-      <w:proofErr w:type="spellEnd"/>
     </w:p>
     <w:p>
       <w:pPr>
@@ -4274,6 +4252,7 @@
   <w:style w:type="character" w:default="1" w:styleId="Fuentedeprrafopredeter">
     <w:name w:val="Default Paragraph Font"/>
     <w:uiPriority w:val="1"/>
+    <w:semiHidden/>
     <w:unhideWhenUsed/>
   </w:style>
   <w:style w:type="table" w:default="1" w:styleId="Tablanormal">
@@ -14209,8 +14188,11 @@
   <w:rsids>
     <w:rsidRoot w:val="003A4F3D"/>
     <w:rsid w:val="003A4F3D"/>
+    <w:rsid w:val="00526CFA"/>
     <w:rsid w:val="005B70D8"/>
+    <w:rsid w:val="00743A47"/>
     <w:rsid w:val="008478EE"/>
+    <w:rsid w:val="00B136CB"/>
   </w:rsids>
   <m:mathPr>
     <m:mathFont m:val="Cambria Math"/>
